--- a/templates/surat_tugas.docx
+++ b/templates/surat_tugas.docx
@@ -346,7 +346,7 @@
         <w:rPr>
           <w:rFonts w:ascii="Bookman Old Style" w:hAnsi="Bookman Old Style" w:cs="Arial"/>
         </w:rPr>
-        <w:t xml:space="preserve">${nomor_lengkap_ttd}</w:t>
+        <w:t xml:space="preserve">${nomor_surat}</w:t>
       </w:r>
       <w:r>
         <w:rPr>
@@ -582,12 +582,7 @@
           </w:tcPr>
           <w:p>
             <w:pPr>
-              <w:pStyle w:val="ListParagraph"/>
-              <w:numPr>
-                <w:ilvl w:val="0"/>
-                <w:numId w:val="2"/>
-              </w:numPr>
-              <w:ind w:left="308" w:hanging="284"/>
+              <w:ind w:left="308"/>
               <w:jc w:val="both"/>
               <w:rPr>
                 <w:rFonts w:ascii="Bookman Old Style" w:hAnsi="Bookman Old Style" w:cs="Arial"/>
@@ -598,62 +593,6 @@
                 <w:rFonts w:ascii="Bookman Old Style" w:hAnsi="Bookman Old Style" w:cs="Arial"/>
               </w:rPr>
               <w:t xml:space="preserve">${dasar_hukum_tugas}</w:t>
-            </w:r>
-            <w:r>
-              <w:rPr>
-                <w:rFonts w:ascii="Bookman Old Style" w:hAnsi="Bookman Old Style" w:cs="Arial"/>
-              </w:rPr>
-              <w:t xml:space="preserve"/>
-            </w:r>
-            <w:r>
-              <w:rPr>
-                <w:rFonts w:ascii="Bookman Old Style" w:hAnsi="Bookman Old Style" w:cs="Arial"/>
-              </w:rPr>
-              <w:t xml:space="preserve"/>
-            </w:r>
-          </w:p>
-          <w:p>
-            <w:pPr>
-              <w:pStyle w:val="ListParagraph"/>
-              <w:numPr>
-                <w:ilvl w:val="0"/>
-                <w:numId w:val="2"/>
-              </w:numPr>
-              <w:ind w:left="308" w:hanging="284"/>
-              <w:jc w:val="both"/>
-              <w:rPr>
-                <w:rFonts w:ascii="Bookman Old Style" w:hAnsi="Bookman Old Style" w:cs="Arial"/>
-              </w:rPr>
-            </w:pPr>
-            <w:r>
-              <w:rPr>
-                <w:rFonts w:ascii="Bookman Old Style" w:hAnsi="Bookman Old Style" w:cs="Arial"/>
-              </w:rPr>
-              <w:t xml:space="preserve"/>
-            </w:r>
-            <w:r>
-              <w:rPr>
-                <w:rFonts w:ascii="Bookman Old Style" w:hAnsi="Bookman Old Style" w:cs="Arial"/>
-              </w:rPr>
-              <w:t xml:space="preserve"> </w:t>
-            </w:r>
-            <w:r>
-              <w:rPr>
-                <w:rFonts w:ascii="Bookman Old Style" w:hAnsi="Bookman Old Style" w:cs="Arial"/>
-              </w:rPr>
-              <w:t xml:space="preserve"/>
-            </w:r>
-            <w:r>
-              <w:rPr>
-                <w:rFonts w:ascii="Bookman Old Style" w:hAnsi="Bookman Old Style" w:cs="Arial"/>
-              </w:rPr>
-              <w:t xml:space="preserve"/>
-            </w:r>
-            <w:r>
-              <w:rPr>
-                <w:rFonts w:ascii="Bookman Old Style" w:hAnsi="Bookman Old Style" w:cs="Arial"/>
-              </w:rPr>
-              <w:t xml:space="preserve"/>
             </w:r>
             <w:r>
               <w:rPr>
@@ -791,6 +730,12 @@
                 <w:rFonts w:ascii="Bookman Old Style" w:hAnsi="Bookman Old Style" w:cs="Arial"/>
               </w:rPr>
               <w:t>No</w:t>
+            </w:r>
+            <w:r>
+              <w:rPr>
+                <w:rFonts w:ascii="Bookman Old Style" w:hAnsi="Bookman Old Style" w:cs="Arial"/>
+              </w:rPr>
+              <w:t xml:space="preserve">${blok_multi_pegawai}</w:t>
             </w:r>
           </w:p>
         </w:tc>
@@ -1037,6 +982,242 @@
                 <w:b/>
               </w:rPr>
               <w:t xml:space="preserve"/>
+            </w:r>
+          </w:p>
+        </w:tc>
+      </w:tr>
+      <w:tr>
+        <w:tc>
+          <w:tcPr>
+            <w:tcW w:w="1949" w:type="dxa"/>
+            <w:gridSpan w:val="2"/>
+          </w:tcPr>
+          <w:p>
+            <w:pPr>
+              <w:rPr>
+                <w:rFonts w:ascii="Bookman Old Style" w:hAnsi="Bookman Old Style" w:cs="Arial"/>
+              </w:rPr>
+            </w:pPr>
+            <w:r>
+              <w:rPr>
+                <w:rFonts w:ascii="Bookman Old Style" w:hAnsi="Bookman Old Style" w:cs="Arial"/>
+              </w:rPr>
+              <w:t xml:space="preserve">Nama </w:t>
+            </w:r>
+          </w:p>
+        </w:tc>
+        <w:tc>
+          <w:tcPr>
+            <w:tcW w:w="293" w:type="dxa"/>
+          </w:tcPr>
+          <w:p>
+            <w:pPr>
+              <w:rPr>
+                <w:rFonts w:ascii="Bookman Old Style" w:hAnsi="Bookman Old Style" w:cs="Arial"/>
+              </w:rPr>
+            </w:pPr>
+            <w:r>
+              <w:rPr>
+                <w:rFonts w:ascii="Bookman Old Style" w:hAnsi="Bookman Old Style" w:cs="Arial"/>
+              </w:rPr>
+              <w:t>:</w:t>
+            </w:r>
+          </w:p>
+        </w:tc>
+        <w:tc>
+          <w:tcPr>
+            <w:tcW w:w="7379" w:type="dxa"/>
+            <w:gridSpan w:val="4"/>
+          </w:tcPr>
+          <w:p>
+            <w:pPr>
+              <w:jc w:val="both"/>
+              <w:rPr>
+                <w:rFonts w:ascii="Bookman Old Style" w:hAnsi="Bookman Old Style" w:cs="Arial"/>
+              </w:rPr>
+            </w:pPr>
+            <w:r>
+              <w:rPr>
+                <w:rFonts w:ascii="Bookman Old Style" w:hAnsi="Bookman Old Style" w:cs="Arial"/>
+              </w:rPr>
+              <w:t xml:space="preserve">${nama_tunggal}</w:t>
+            </w:r>
+          </w:p>
+        </w:tc>
+      </w:tr>
+      <w:tr>
+        <w:tc>
+          <w:tcPr>
+            <w:tcW w:w="1949" w:type="dxa"/>
+            <w:gridSpan w:val="2"/>
+          </w:tcPr>
+          <w:p>
+            <w:pPr>
+              <w:rPr>
+                <w:rFonts w:ascii="Bookman Old Style" w:hAnsi="Bookman Old Style" w:cs="Arial"/>
+              </w:rPr>
+            </w:pPr>
+            <w:r>
+              <w:rPr>
+                <w:rFonts w:ascii="Bookman Old Style" w:hAnsi="Bookman Old Style" w:cs="Arial"/>
+              </w:rPr>
+              <w:t xml:space="preserve">NIP </w:t>
+            </w:r>
+          </w:p>
+        </w:tc>
+        <w:tc>
+          <w:tcPr>
+            <w:tcW w:w="293" w:type="dxa"/>
+          </w:tcPr>
+          <w:p>
+            <w:pPr>
+              <w:rPr>
+                <w:rFonts w:ascii="Bookman Old Style" w:hAnsi="Bookman Old Style" w:cs="Arial"/>
+              </w:rPr>
+            </w:pPr>
+            <w:r>
+              <w:rPr>
+                <w:rFonts w:ascii="Bookman Old Style" w:hAnsi="Bookman Old Style" w:cs="Arial"/>
+              </w:rPr>
+              <w:t>:</w:t>
+            </w:r>
+          </w:p>
+        </w:tc>
+        <w:tc>
+          <w:tcPr>
+            <w:tcW w:w="7379" w:type="dxa"/>
+            <w:gridSpan w:val="4"/>
+          </w:tcPr>
+          <w:p>
+            <w:pPr>
+              <w:jc w:val="both"/>
+              <w:rPr>
+                <w:rFonts w:ascii="Bookman Old Style" w:hAnsi="Bookman Old Style" w:cs="Arial"/>
+              </w:rPr>
+            </w:pPr>
+            <w:r>
+              <w:rPr>
+                <w:rFonts w:ascii="Bookman Old Style" w:hAnsi="Bookman Old Style" w:cs="Arial"/>
+              </w:rPr>
+              <w:t xml:space="preserve">${nip_tunggal}</w:t>
+            </w:r>
+          </w:p>
+        </w:tc>
+      </w:tr>
+      <w:tr>
+        <w:tc>
+          <w:tcPr>
+            <w:tcW w:w="1949" w:type="dxa"/>
+            <w:gridSpan w:val="2"/>
+          </w:tcPr>
+          <w:p>
+            <w:pPr>
+              <w:rPr>
+                <w:rFonts w:ascii="Bookman Old Style" w:hAnsi="Bookman Old Style" w:cs="Arial"/>
+              </w:rPr>
+            </w:pPr>
+            <w:r>
+              <w:rPr>
+                <w:rFonts w:ascii="Bookman Old Style" w:hAnsi="Bookman Old Style" w:cs="Arial"/>
+              </w:rPr>
+              <w:t xml:space="preserve">Jabatan / Satuan Kerja </w:t>
+            </w:r>
+          </w:p>
+        </w:tc>
+        <w:tc>
+          <w:tcPr>
+            <w:tcW w:w="293" w:type="dxa"/>
+          </w:tcPr>
+          <w:p>
+            <w:pPr>
+              <w:rPr>
+                <w:rFonts w:ascii="Bookman Old Style" w:hAnsi="Bookman Old Style" w:cs="Arial"/>
+              </w:rPr>
+            </w:pPr>
+            <w:r>
+              <w:rPr>
+                <w:rFonts w:ascii="Bookman Old Style" w:hAnsi="Bookman Old Style" w:cs="Arial"/>
+              </w:rPr>
+              <w:t>:</w:t>
+            </w:r>
+          </w:p>
+        </w:tc>
+        <w:tc>
+          <w:tcPr>
+            <w:tcW w:w="7379" w:type="dxa"/>
+            <w:gridSpan w:val="4"/>
+          </w:tcPr>
+          <w:p>
+            <w:pPr>
+              <w:jc w:val="both"/>
+              <w:rPr>
+                <w:rFonts w:ascii="Bookman Old Style" w:hAnsi="Bookman Old Style" w:cs="Arial"/>
+              </w:rPr>
+            </w:pPr>
+            <w:r>
+              <w:rPr>
+                <w:rFonts w:ascii="Bookman Old Style" w:hAnsi="Bookman Old Style" w:cs="Arial"/>
+              </w:rPr>
+              <w:t xml:space="preserve">${jabatan_satker_tunggal}</w:t>
+            </w:r>
+          </w:p>
+        </w:tc>
+      </w:tr>
+      <w:tr>
+        <w:tc>
+          <w:tcPr>
+            <w:tcW w:w="1949" w:type="dxa"/>
+            <w:gridSpan w:val="2"/>
+          </w:tcPr>
+          <w:p>
+            <w:pPr>
+              <w:rPr>
+                <w:rFonts w:ascii="Bookman Old Style" w:hAnsi="Bookman Old Style" w:cs="Arial"/>
+              </w:rPr>
+            </w:pPr>
+            <w:r>
+              <w:rPr>
+                <w:rFonts w:ascii="Bookman Old Style" w:hAnsi="Bookman Old Style" w:cs="Arial"/>
+              </w:rPr>
+              <w:t xml:space="preserve">Gol </w:t>
+            </w:r>
+          </w:p>
+        </w:tc>
+        <w:tc>
+          <w:tcPr>
+            <w:tcW w:w="293" w:type="dxa"/>
+          </w:tcPr>
+          <w:p>
+            <w:pPr>
+              <w:rPr>
+                <w:rFonts w:ascii="Bookman Old Style" w:hAnsi="Bookman Old Style" w:cs="Arial"/>
+              </w:rPr>
+            </w:pPr>
+            <w:r>
+              <w:rPr>
+                <w:rFonts w:ascii="Bookman Old Style" w:hAnsi="Bookman Old Style" w:cs="Arial"/>
+              </w:rPr>
+              <w:t>:</w:t>
+            </w:r>
+          </w:p>
+        </w:tc>
+        <w:tc>
+          <w:tcPr>
+            <w:tcW w:w="7379" w:type="dxa"/>
+            <w:gridSpan w:val="4"/>
+          </w:tcPr>
+          <w:p>
+            <w:pPr>
+              <w:jc w:val="both"/>
+              <w:rPr>
+                <w:rFonts w:ascii="Bookman Old Style" w:hAnsi="Bookman Old Style" w:cs="Arial"/>
+              </w:rPr>
+            </w:pPr>
+            <w:r>
+              <w:rPr>
+                <w:rFonts w:ascii="Bookman Old Style" w:hAnsi="Bookman Old Style" w:cs="Arial"/>
+              </w:rPr>
+              <w:t xml:space="preserve">${gol_tunggal}</w:t>
             </w:r>
           </w:p>
         </w:tc>
